--- a/插件详细手册/7.行走图/动画序列设计-小爱丽丝伐木.docx
+++ b/插件详细手册/7.行走图/动画序列设计-小爱丽丝伐木.docx
@@ -520,7 +520,15 @@
                 <w:kern w:val="0"/>
                 <w:sz w:val="22"/>
               </w:rPr>
-              <w:t>什么是站桩</w:t>
+              <w:t>什么是</w:t>
+            </w:r>
+            <w:r>
+              <w:rPr>
+                <w:rFonts w:ascii="Tahoma" w:eastAsia="微软雅黑" w:hAnsi="Tahoma" w:hint="eastAsia"/>
+                <w:kern w:val="0"/>
+                <w:sz w:val="22"/>
+              </w:rPr>
+              <w:t>无方向</w:t>
             </w:r>
             <w:r>
               <w:rPr>
@@ -4370,7 +4378,13 @@
         <w:rPr>
           <w:rFonts w:hint="eastAsia"/>
         </w:rPr>
-        <w:t>站桩与四方向</w:t>
+        <w:t>无方向</w:t>
+      </w:r>
+      <w:r>
+        <w:rPr>
+          <w:rFonts w:hint="eastAsia"/>
+        </w:rPr>
+        <w:t>与四方向</w:t>
       </w:r>
     </w:p>
     <w:p>
@@ -4688,7 +4702,7 @@
           <v:shape id="_x0000_i1025" type="#_x0000_t75" style="width:209.4pt;height:123pt" o:ole="">
             <v:imagedata r:id="rId25" o:title=""/>
           </v:shape>
-          <o:OLEObject Type="Embed" ProgID="Visio.Drawing.15" ShapeID="_x0000_i1025" DrawAspect="Content" ObjectID="_1815235127" r:id="rId26"/>
+          <o:OLEObject Type="Embed" ProgID="Visio.Drawing.15" ShapeID="_x0000_i1025" DrawAspect="Content" ObjectID="_1821591430" r:id="rId26"/>
         </w:object>
       </w:r>
     </w:p>
@@ -5850,7 +5864,7 @@
         <w:snapToGrid w:val="0"/>
         <w:jc w:val="left"/>
         <w:rPr>
-          <w:rFonts w:ascii="Tahoma" w:eastAsia="微软雅黑" w:hAnsi="Tahoma" w:hint="eastAsia"/>
+          <w:rFonts w:ascii="Tahoma" w:eastAsia="微软雅黑" w:hAnsi="Tahoma"/>
           <w:kern w:val="0"/>
           <w:sz w:val="22"/>
         </w:rPr>
@@ -5862,23 +5876,7 @@
           <w:sz w:val="22"/>
         </w:rPr>
         <w:lastRenderedPageBreak/>
-        <w:t>有了</w:t>
-      </w:r>
-      <w:r>
-        <w:rPr>
-          <w:rFonts w:ascii="Tahoma" w:eastAsia="微软雅黑" w:hAnsi="Tahoma" w:hint="eastAsia"/>
-          <w:kern w:val="0"/>
-          <w:sz w:val="22"/>
-        </w:rPr>
-        <w:t>缓存变量值</w:t>
-      </w:r>
-      <w:r>
-        <w:rPr>
-          <w:rFonts w:ascii="Tahoma" w:eastAsia="微软雅黑" w:hAnsi="Tahoma" w:hint="eastAsia"/>
-          <w:kern w:val="0"/>
-          <w:sz w:val="22"/>
-        </w:rPr>
-        <w:t>，初始树木的木材值为</w:t>
+        <w:t>有了缓存变量值，初始树木的木材值为</w:t>
       </w:r>
       <w:r>
         <w:rPr>
@@ -5925,7 +5923,7 @@
         <w:snapToGrid w:val="0"/>
         <w:jc w:val="left"/>
         <w:rPr>
-          <w:rFonts w:ascii="Tahoma" w:eastAsia="微软雅黑" w:hAnsi="Tahoma" w:hint="eastAsia"/>
+          <w:rFonts w:ascii="Tahoma" w:eastAsia="微软雅黑" w:hAnsi="Tahoma"/>
           <w:kern w:val="0"/>
           <w:sz w:val="22"/>
         </w:rPr>
@@ -6727,7 +6725,23 @@
           <w:kern w:val="0"/>
           <w:sz w:val="22"/>
         </w:rPr>
-        <w:t>（每个动画帧还能单独修改帧数）</w:t>
+        <w:t>（</w:t>
+      </w:r>
+      <w:r>
+        <w:rPr>
+          <w:rFonts w:ascii="Tahoma" w:eastAsia="微软雅黑" w:hAnsi="Tahoma" w:hint="eastAsia"/>
+          <w:kern w:val="0"/>
+          <w:sz w:val="22"/>
+        </w:rPr>
+        <w:t>小工具中，</w:t>
+      </w:r>
+      <w:r>
+        <w:rPr>
+          <w:rFonts w:ascii="Tahoma" w:eastAsia="微软雅黑" w:hAnsi="Tahoma" w:hint="eastAsia"/>
+          <w:kern w:val="0"/>
+          <w:sz w:val="22"/>
+        </w:rPr>
+        <w:t>每个动画帧还能单独修改帧数）</w:t>
       </w:r>
     </w:p>
     <w:p>
